--- a/rabbinical-divorce-property-claim/01_כתב_תביעה_גירושין_וכריכה.docx
+++ b/rabbinical-divorce-property-claim/01_כתב_תביעה_גירושין_וכריכה.docx
@@ -45,20 +45,7 @@
                 <w:szCs w:val="26"/>
                 <w:rtl/>
               </w:rPr>
-              <w:t xml:space="preserve">בבית הדין הרבני האזורי </w:t>
-            </w:r>
-            <w:r>
-              <w:rPr>
-                <w:rFonts w:ascii="David" w:cs="David" w:eastAsia="David" w:hAnsi="David"/>
-                <w:b/>
-                <w:bCs/>
-                <w:sz w:val="26"/>
-                <w:szCs w:val="26"/>
-                <w:highlight w:val="yellow"/>
-                <w:highlightCs w:val="yellow"/>
-                <w:rtl/>
-              </w:rPr>
-              <w:t xml:space="preserve">[_______]</w:t>
+              <w:t xml:space="preserve">בבית הדין הרבני האזורי נתניה</w:t>
             </w:r>
           </w:p>
         </w:tc>
@@ -441,38 +428,7 @@
                 <w:szCs w:val="24"/>
                 <w:rtl/>
               </w:rPr>
-              <w:t xml:space="preserve">, מרח' </w:t>
-            </w:r>
-            <w:r>
-              <w:rPr>
-                <w:rFonts w:ascii="David" w:cs="David" w:eastAsia="David" w:hAnsi="David"/>
-                <w:sz w:val="24"/>
-                <w:szCs w:val="24"/>
-                <w:highlight w:val="yellow"/>
-                <w:highlightCs w:val="yellow"/>
-                <w:rtl/>
-              </w:rPr>
-              <w:t xml:space="preserve">[כתובת הדירה המשותפת]</w:t>
-            </w:r>
-            <w:r>
-              <w:rPr>
-                <w:rFonts w:ascii="David" w:cs="David" w:eastAsia="David" w:hAnsi="David"/>
-                <w:sz w:val="24"/>
-                <w:szCs w:val="24"/>
-                <w:rtl/>
-              </w:rPr>
-              <w:t xml:space="preserve">, </w:t>
-            </w:r>
-            <w:r>
-              <w:rPr>
-                <w:rFonts w:ascii="David" w:cs="David" w:eastAsia="David" w:hAnsi="David"/>
-                <w:sz w:val="24"/>
-                <w:szCs w:val="24"/>
-                <w:highlight w:val="yellow"/>
-                <w:highlightCs w:val="yellow"/>
-                <w:rtl/>
-              </w:rPr>
-              <w:t xml:space="preserve">[עיר]</w:t>
+              <w:t xml:space="preserve">, מרח' נחום 25, דירה 17, נתניה</w:t>
             </w:r>
           </w:p>
         </w:tc>
@@ -494,7 +450,7 @@
           <w:u w:val="single"/>
           <w:rtl/>
         </w:rPr>
-        <w:t xml:space="preserve">כתב תביעה לגירושין וכריכת עניינים</w:t>
+        <w:t xml:space="preserve">כתב תביעה לגירושין וכריכת פירוק שיתוף בדירת המגורים</w:t>
       </w:r>
     </w:p>
     <w:p>
@@ -512,16 +468,16 @@
           <w:szCs w:val="24"/>
           <w:rtl/>
         </w:rPr>
-        <w:t xml:space="preserve">העניינים הכרוכים:</w:t>
-      </w:r>
-      <w:r>
-        <w:rPr>
-          <w:rFonts w:ascii="David" w:cs="David" w:eastAsia="David" w:hAnsi="David"/>
-          <w:sz w:val="24"/>
-          <w:szCs w:val="24"/>
-          <w:rtl/>
-        </w:rPr>
-        <w:t xml:space="preserve"> פירוק שיתוף בדירת המגורים; דמי שימוש ראויים. </w:t>
+        <w:t xml:space="preserve">העניין הכרוך:</w:t>
+      </w:r>
+      <w:r>
+        <w:rPr>
+          <w:rFonts w:ascii="David" w:cs="David" w:eastAsia="David" w:hAnsi="David"/>
+          <w:sz w:val="24"/>
+          <w:szCs w:val="24"/>
+          <w:rtl/>
+        </w:rPr>
+        <w:t xml:space="preserve"> פירוק השיתוף בדירה ברח' נחום 25, דירה 17, נתניה, הידועה כגוש 1533 חלקה 12 תת חלקה 4. </w:t>
       </w:r>
       <w:r>
         <w:rPr>
@@ -684,7 +640,68 @@
           <w:szCs w:val="24"/>
           <w:rtl/>
         </w:rPr>
-        <w:t xml:space="preserve">הצדדים הם הבעלים הרשומים, בחלקים שווים, של דירת המגורים ברח' </w:t>
+        <w:t xml:space="preserve">הצדדים הם הבעלים הרשומים, בחלקים שווים, של דירת המגורים ברח' נחום 25, דירה 17, נתניה, הידועה כגוש 1533 חלקה 12 תת חלקה 4 (להלן: "</w:t>
+      </w:r>
+      <w:r>
+        <w:rPr>
+          <w:rFonts w:ascii="David" w:cs="David" w:eastAsia="David" w:hAnsi="David"/>
+          <w:b/>
+          <w:bCs/>
+          <w:sz w:val="24"/>
+          <w:szCs w:val="24"/>
+          <w:rtl/>
+        </w:rPr>
+        <w:t xml:space="preserve">הדירה</w:t>
+      </w:r>
+      <w:r>
+        <w:rPr>
+          <w:rFonts w:ascii="David" w:cs="David" w:eastAsia="David" w:hAnsi="David"/>
+          <w:sz w:val="24"/>
+          <w:szCs w:val="24"/>
+          <w:rtl/>
+        </w:rPr>
+        <w:t xml:space="preserve">"). הדירה שימשה כבית המגורים של המשפחה. נסח רישום מצורף כ</w:t>
+      </w:r>
+      <w:r>
+        <w:rPr>
+          <w:rFonts w:ascii="David" w:cs="David" w:eastAsia="David" w:hAnsi="David"/>
+          <w:b/>
+          <w:bCs/>
+          <w:sz w:val="24"/>
+          <w:szCs w:val="24"/>
+          <w:rtl/>
+        </w:rPr>
+        <w:t xml:space="preserve">נספח 2</w:t>
+      </w:r>
+      <w:r>
+        <w:rPr>
+          <w:rFonts w:ascii="David" w:cs="David" w:eastAsia="David" w:hAnsi="David"/>
+          <w:sz w:val="24"/>
+          <w:szCs w:val="24"/>
+          <w:rtl/>
+        </w:rPr>
+        <w:t xml:space="preserve">.</w:t>
+      </w:r>
+    </w:p>
+    <w:p>
+      <w:pPr>
+        <w:pStyle w:val="ListParagraph"/>
+        <w:numPr>
+          <w:ilvl w:val="0"/>
+          <w:numId w:val="2"/>
+        </w:numPr>
+        <w:bidi/>
+        <w:spacing w:after="60" w:line="340" w:lineRule="auto"/>
+        <w:jc w:val="both"/>
+      </w:pPr>
+      <w:r>
+        <w:rPr>
+          <w:rFonts w:ascii="David" w:cs="David" w:eastAsia="David" w:hAnsi="David"/>
+          <w:sz w:val="24"/>
+          <w:szCs w:val="24"/>
+          <w:rtl/>
+        </w:rPr>
+        <w:t xml:space="preserve">לאורך הנישואין נהג הנתבע באלימות כלפי התובעת </w:t>
       </w:r>
       <w:r>
         <w:rPr>
@@ -695,16 +712,16 @@
           <w:highlightCs w:val="yellow"/>
           <w:rtl/>
         </w:rPr>
-        <w:t xml:space="preserve">[_________]</w:t>
-      </w:r>
-      <w:r>
-        <w:rPr>
-          <w:rFonts w:ascii="David" w:cs="David" w:eastAsia="David" w:hAnsi="David"/>
-          <w:sz w:val="24"/>
-          <w:szCs w:val="24"/>
-          <w:rtl/>
-        </w:rPr>
-        <w:t xml:space="preserve">, </w:t>
+        <w:t xml:space="preserve">[לפרט בקצרה: סוג האלימות ואירועים בולטים]</w:t>
+      </w:r>
+      <w:r>
+        <w:rPr>
+          <w:rFonts w:ascii="David" w:cs="David" w:eastAsia="David" w:hAnsi="David"/>
+          <w:sz w:val="24"/>
+          <w:szCs w:val="24"/>
+          <w:rtl/>
+        </w:rPr>
+        <w:t xml:space="preserve">. התובעת דיווחה על האלימות לעובדת הסוציאלית במחלקה לשירותים חברתיים ב</w:t>
       </w:r>
       <w:r>
         <w:rPr>
@@ -715,16 +732,37 @@
           <w:highlightCs w:val="yellow"/>
           <w:rtl/>
         </w:rPr>
-        <w:t xml:space="preserve">[עיר]</w:t>
-      </w:r>
-      <w:r>
-        <w:rPr>
-          <w:rFonts w:ascii="David" w:cs="David" w:eastAsia="David" w:hAnsi="David"/>
-          <w:sz w:val="24"/>
-          <w:szCs w:val="24"/>
-          <w:rtl/>
-        </w:rPr>
-        <w:t xml:space="preserve">, גוש </w:t>
+        <w:t xml:space="preserve">[_________]</w:t>
+      </w:r>
+      <w:r>
+        <w:rPr>
+          <w:rFonts w:ascii="David" w:cs="David" w:eastAsia="David" w:hAnsi="David"/>
+          <w:sz w:val="24"/>
+          <w:szCs w:val="24"/>
+          <w:rtl/>
+        </w:rPr>
+        <w:t xml:space="preserve">.</w:t>
+      </w:r>
+    </w:p>
+    <w:p>
+      <w:pPr>
+        <w:pStyle w:val="ListParagraph"/>
+        <w:numPr>
+          <w:ilvl w:val="0"/>
+          <w:numId w:val="2"/>
+        </w:numPr>
+        <w:bidi/>
+        <w:spacing w:after="60" w:line="340" w:lineRule="auto"/>
+        <w:jc w:val="both"/>
+      </w:pPr>
+      <w:r>
+        <w:rPr>
+          <w:rFonts w:ascii="David" w:cs="David" w:eastAsia="David" w:hAnsi="David"/>
+          <w:sz w:val="24"/>
+          <w:szCs w:val="24"/>
+          <w:rtl/>
+        </w:rPr>
+        <w:t xml:space="preserve">לפני כשבע שנים, ב</w:t>
       </w:r>
       <w:r>
         <w:rPr>
@@ -735,16 +773,58 @@
           <w:highlightCs w:val="yellow"/>
           <w:rtl/>
         </w:rPr>
-        <w:t xml:space="preserve">[____]</w:t>
-      </w:r>
-      <w:r>
-        <w:rPr>
-          <w:rFonts w:ascii="David" w:cs="David" w:eastAsia="David" w:hAnsi="David"/>
-          <w:sz w:val="24"/>
-          <w:szCs w:val="24"/>
-          <w:rtl/>
-        </w:rPr>
-        <w:t xml:space="preserve"> חלקה </w:t>
+        <w:t xml:space="preserve">[חודש ושנה]</w:t>
+      </w:r>
+      <w:r>
+        <w:rPr>
+          <w:rFonts w:ascii="David" w:cs="David" w:eastAsia="David" w:hAnsi="David"/>
+          <w:sz w:val="24"/>
+          <w:szCs w:val="24"/>
+          <w:rtl/>
+        </w:rPr>
+        <w:t xml:space="preserve">, נאלצה התובעת לעזוב את הדירה בשל אלימות הנתבע, ומאז היא מתגוררת בבית אמה בנתניה. העזיבה נכפתה עליה, ואין בה כל ויתור על זכויותיה בדירה.</w:t>
+      </w:r>
+    </w:p>
+    <w:p>
+      <w:pPr>
+        <w:pStyle w:val="ListParagraph"/>
+        <w:numPr>
+          <w:ilvl w:val="0"/>
+          <w:numId w:val="2"/>
+        </w:numPr>
+        <w:bidi/>
+        <w:spacing w:after="60" w:line="340" w:lineRule="auto"/>
+        <w:jc w:val="both"/>
+      </w:pPr>
+      <w:r>
+        <w:rPr>
+          <w:rFonts w:ascii="David" w:cs="David" w:eastAsia="David" w:hAnsi="David"/>
+          <w:sz w:val="24"/>
+          <w:szCs w:val="24"/>
+          <w:rtl/>
+        </w:rPr>
+        <w:t xml:space="preserve">מאז מחזיק הנתבע בדירה לבדו. הוא הרחיק ממנה גם את ילדי הצדדים, ומתגורר בה לבדו מבלי ששילם לתובעת דבר עבור השימוש בחלקה.</w:t>
+      </w:r>
+    </w:p>
+    <w:p>
+      <w:pPr>
+        <w:pStyle w:val="ListParagraph"/>
+        <w:numPr>
+          <w:ilvl w:val="0"/>
+          <w:numId w:val="2"/>
+        </w:numPr>
+        <w:bidi/>
+        <w:spacing w:after="60" w:line="340" w:lineRule="auto"/>
+        <w:jc w:val="both"/>
+      </w:pPr>
+      <w:r>
+        <w:rPr>
+          <w:rFonts w:ascii="David" w:cs="David" w:eastAsia="David" w:hAnsi="David"/>
+          <w:sz w:val="24"/>
+          <w:szCs w:val="24"/>
+          <w:rtl/>
+        </w:rPr>
+        <w:t xml:space="preserve">בשנת 2025 הגיש הנתבע לבית המשפט </w:t>
       </w:r>
       <w:r>
         <w:rPr>
@@ -755,16 +835,16 @@
           <w:highlightCs w:val="yellow"/>
           <w:rtl/>
         </w:rPr>
-        <w:t xml:space="preserve">[____]</w:t>
-      </w:r>
-      <w:r>
-        <w:rPr>
-          <w:rFonts w:ascii="David" w:cs="David" w:eastAsia="David" w:hAnsi="David"/>
-          <w:sz w:val="24"/>
-          <w:szCs w:val="24"/>
-          <w:rtl/>
-        </w:rPr>
-        <w:t xml:space="preserve"> תת חלקה </w:t>
+        <w:t xml:space="preserve">[_________]</w:t>
+      </w:r>
+      <w:r>
+        <w:rPr>
+          <w:rFonts w:ascii="David" w:cs="David" w:eastAsia="David" w:hAnsi="David"/>
+          <w:sz w:val="24"/>
+          <w:szCs w:val="24"/>
+          <w:rtl/>
+        </w:rPr>
+        <w:t xml:space="preserve"> בקשה לצו הרחקה נגד התובעת (ה"ט </w:t>
       </w:r>
       <w:r>
         <w:rPr>
@@ -775,16 +855,36 @@
           <w:highlightCs w:val="yellow"/>
           <w:rtl/>
         </w:rPr>
-        <w:t xml:space="preserve">[____]</w:t>
-      </w:r>
-      <w:r>
-        <w:rPr>
-          <w:rFonts w:ascii="David" w:cs="David" w:eastAsia="David" w:hAnsi="David"/>
-          <w:sz w:val="24"/>
-          <w:szCs w:val="24"/>
-          <w:rtl/>
-        </w:rPr>
-        <w:t xml:space="preserve"> (להלן: "</w:t>
+        <w:t xml:space="preserve">[_________]</w:t>
+      </w:r>
+      <w:r>
+        <w:rPr>
+          <w:rFonts w:ascii="David" w:cs="David" w:eastAsia="David" w:hAnsi="David"/>
+          <w:sz w:val="24"/>
+          <w:szCs w:val="24"/>
+          <w:rtl/>
+        </w:rPr>
+        <w:t xml:space="preserve">). במועד הדיון התקשר הנתבע והודיע כי אינו מעוניין להגיע, בטענה שאחיו חולה </w:t>
+      </w:r>
+      <w:r>
+        <w:rPr>
+          <w:rFonts w:ascii="David" w:cs="David" w:eastAsia="David" w:hAnsi="David"/>
+          <w:sz w:val="24"/>
+          <w:szCs w:val="24"/>
+          <w:highlight w:val="yellow"/>
+          <w:highlightCs w:val="yellow"/>
+          <w:rtl/>
+        </w:rPr>
+        <w:t xml:space="preserve">[, והבקשה נמחקה]</w:t>
+      </w:r>
+      <w:r>
+        <w:rPr>
+          <w:rFonts w:ascii="David" w:cs="David" w:eastAsia="David" w:hAnsi="David"/>
+          <w:sz w:val="24"/>
+          <w:szCs w:val="24"/>
+          <w:rtl/>
+        </w:rPr>
+        <w:t xml:space="preserve">. </w:t>
       </w:r>
       <w:r>
         <w:rPr>
@@ -795,17 +895,25 @@
           <w:szCs w:val="24"/>
           <w:rtl/>
         </w:rPr>
-        <w:t xml:space="preserve">הדירה</w:t>
-      </w:r>
-      <w:r>
-        <w:rPr>
-          <w:rFonts w:ascii="David" w:cs="David" w:eastAsia="David" w:hAnsi="David"/>
-          <w:sz w:val="24"/>
-          <w:szCs w:val="24"/>
-          <w:rtl/>
-        </w:rPr>
-        <w:t xml:space="preserve">"). נסח רישום מצורף כ</w:t>
-      </w:r>
+        <w:t xml:space="preserve">נספח 3</w:t>
+      </w:r>
+      <w:r>
+        <w:rPr>
+          <w:rFonts w:ascii="David" w:cs="David" w:eastAsia="David" w:hAnsi="David"/>
+          <w:sz w:val="24"/>
+          <w:szCs w:val="24"/>
+          <w:rtl/>
+        </w:rPr>
+        <w:t xml:space="preserve">. מי שחושש באמת לשלומו אינו נוטש את בקשתו ביום הדיון; הבקשה נועדה להבטיח שהתובעת לא תשוב לדירה.</w:t>
+      </w:r>
+    </w:p>
+    <w:p>
+      <w:pPr>
+        <w:keepNext/>
+        <w:bidi/>
+        <w:spacing w:after="120" w:before="240" w:line="340" w:lineRule="auto"/>
+        <w:jc w:val="start"/>
+      </w:pPr>
       <w:r>
         <w:rPr>
           <w:rFonts w:ascii="David" w:cs="David" w:eastAsia="David" w:hAnsi="David"/>
@@ -813,18 +921,10 @@
           <w:bCs/>
           <w:sz w:val="24"/>
           <w:szCs w:val="24"/>
-          <w:rtl/>
-        </w:rPr>
-        <w:t xml:space="preserve">נספח 2</w:t>
-      </w:r>
-      <w:r>
-        <w:rPr>
-          <w:rFonts w:ascii="David" w:cs="David" w:eastAsia="David" w:hAnsi="David"/>
-          <w:sz w:val="24"/>
-          <w:szCs w:val="24"/>
-          <w:rtl/>
-        </w:rPr>
-        <w:t xml:space="preserve">.</w:t>
+          <w:u w:val="single"/>
+          <w:rtl/>
+        </w:rPr>
+        <w:t xml:space="preserve">ב. עילות הגירושין</w:t>
       </w:r>
     </w:p>
     <w:p>
@@ -845,7 +945,381 @@
           <w:szCs w:val="24"/>
           <w:rtl/>
         </w:rPr>
-        <w:t xml:space="preserve">לאורך הנישואין נהג הנתבע באלימות כלפי התובעת </w:t>
+        <w:t xml:space="preserve">הצדדים חיים בנפרד כשבע שנים, ללא חיי אישות וללא כל סיכוי לשלום בית.</w:t>
+      </w:r>
+    </w:p>
+    <w:p>
+      <w:pPr>
+        <w:pStyle w:val="ListParagraph"/>
+        <w:numPr>
+          <w:ilvl w:val="0"/>
+          <w:numId w:val="2"/>
+        </w:numPr>
+        <w:bidi/>
+        <w:spacing w:after="60" w:line="340" w:lineRule="auto"/>
+        <w:jc w:val="both"/>
+      </w:pPr>
+      <w:r>
+        <w:rPr>
+          <w:rFonts w:ascii="David" w:cs="David" w:eastAsia="David" w:hAnsi="David"/>
+          <w:sz w:val="24"/>
+          <w:szCs w:val="24"/>
+          <w:rtl/>
+        </w:rPr>
+        <w:t xml:space="preserve">בעל המכה את אשתו כופין אותו להוציא (רמ"א, אבן העזר, סימן קנד, סעיף ג). התובעת מואסת בנתבע מחמת אלימותו, ומאיסתה נשענת על עילה מבוררת.</w:t>
+      </w:r>
+    </w:p>
+    <w:p>
+      <w:pPr>
+        <w:pStyle w:val="ListParagraph"/>
+        <w:numPr>
+          <w:ilvl w:val="0"/>
+          <w:numId w:val="2"/>
+        </w:numPr>
+        <w:bidi/>
+        <w:spacing w:after="60" w:line="340" w:lineRule="auto"/>
+        <w:jc w:val="both"/>
+      </w:pPr>
+      <w:r>
+        <w:rPr>
+          <w:rFonts w:ascii="David" w:cs="David" w:eastAsia="David" w:hAnsi="David"/>
+          <w:sz w:val="24"/>
+          <w:szCs w:val="24"/>
+          <w:rtl/>
+        </w:rPr>
+        <w:t xml:space="preserve">הנתבע עצמו ביקש בשנת 2025 להרחיק ממנו את התובעת, ואין לו כל טענה כנה לשלום בית.</w:t>
+      </w:r>
+    </w:p>
+    <w:p>
+      <w:pPr>
+        <w:keepNext/>
+        <w:bidi/>
+        <w:spacing w:after="120" w:before="240" w:line="340" w:lineRule="auto"/>
+        <w:jc w:val="start"/>
+      </w:pPr>
+      <w:r>
+        <w:rPr>
+          <w:rFonts w:ascii="David" w:cs="David" w:eastAsia="David" w:hAnsi="David"/>
+          <w:b/>
+          <w:bCs/>
+          <w:sz w:val="24"/>
+          <w:szCs w:val="24"/>
+          <w:u w:val="single"/>
+          <w:rtl/>
+        </w:rPr>
+        <w:t xml:space="preserve">ג. כריכת פירוק השיתוף בדירה</w:t>
+      </w:r>
+    </w:p>
+    <w:p>
+      <w:pPr>
+        <w:pStyle w:val="ListParagraph"/>
+        <w:numPr>
+          <w:ilvl w:val="0"/>
+          <w:numId w:val="2"/>
+        </w:numPr>
+        <w:bidi/>
+        <w:spacing w:after="60" w:line="340" w:lineRule="auto"/>
+        <w:jc w:val="both"/>
+      </w:pPr>
+      <w:r>
+        <w:rPr>
+          <w:rFonts w:ascii="David" w:cs="David" w:eastAsia="David" w:hAnsi="David"/>
+          <w:sz w:val="24"/>
+          <w:szCs w:val="24"/>
+          <w:rtl/>
+        </w:rPr>
+        <w:t xml:space="preserve">התובעת כורכת בזאת </w:t>
+      </w:r>
+      <w:r>
+        <w:rPr>
+          <w:rFonts w:ascii="David" w:cs="David" w:eastAsia="David" w:hAnsi="David"/>
+          <w:b/>
+          <w:bCs/>
+          <w:sz w:val="24"/>
+          <w:szCs w:val="24"/>
+          <w:rtl/>
+        </w:rPr>
+        <w:t xml:space="preserve">במפורש</w:t>
+      </w:r>
+      <w:r>
+        <w:rPr>
+          <w:rFonts w:ascii="David" w:cs="David" w:eastAsia="David" w:hAnsi="David"/>
+          <w:sz w:val="24"/>
+          <w:szCs w:val="24"/>
+          <w:rtl/>
+        </w:rPr>
+        <w:t xml:space="preserve"> בתביעת הגירושין את פירוק השיתוף בדירה ברח' נחום 25, דירה 17, נתניה, הידועה כגוש 1533 חלקה 12 תת חלקה 4, לפי סעיף 3 לחוק שיפוט בתי דין רבניים (נישואין וגירושין), התשי"ג-1953.</w:t>
+      </w:r>
+    </w:p>
+    <w:p>
+      <w:pPr>
+        <w:pStyle w:val="ListParagraph"/>
+        <w:numPr>
+          <w:ilvl w:val="0"/>
+          <w:numId w:val="2"/>
+        </w:numPr>
+        <w:bidi/>
+        <w:spacing w:after="60" w:line="340" w:lineRule="auto"/>
+        <w:jc w:val="both"/>
+      </w:pPr>
+      <w:r>
+        <w:rPr>
+          <w:rFonts w:ascii="David" w:cs="David" w:eastAsia="David" w:hAnsi="David"/>
+          <w:b/>
+          <w:bCs/>
+          <w:sz w:val="24"/>
+          <w:szCs w:val="24"/>
+          <w:rtl/>
+        </w:rPr>
+        <w:t xml:space="preserve">הכריכה נעשית כדין:</w:t>
+      </w:r>
+      <w:r>
+        <w:rPr>
+          <w:rFonts w:ascii="David" w:cs="David" w:eastAsia="David" w:hAnsi="David"/>
+          <w:sz w:val="24"/>
+          <w:szCs w:val="24"/>
+          <w:rtl/>
+        </w:rPr>
+        <w:t xml:space="preserve"> היא נעשית בכתב התביעה עצמו, במפורש ובפירוט, ובידי התובעת שהיא היוזמת של הליך הגירושין; והדירה, שהייתה בית המגורים של המשפחה, היא עניין הכרוך מטבעו בפירוק הנישואין.</w:t>
+      </w:r>
+    </w:p>
+    <w:p>
+      <w:pPr>
+        <w:pStyle w:val="ListParagraph"/>
+        <w:numPr>
+          <w:ilvl w:val="0"/>
+          <w:numId w:val="2"/>
+        </w:numPr>
+        <w:bidi/>
+        <w:spacing w:after="60" w:line="340" w:lineRule="auto"/>
+        <w:jc w:val="both"/>
+      </w:pPr>
+      <w:r>
+        <w:rPr>
+          <w:rFonts w:ascii="David" w:cs="David" w:eastAsia="David" w:hAnsi="David"/>
+          <w:b/>
+          <w:bCs/>
+          <w:sz w:val="24"/>
+          <w:szCs w:val="24"/>
+          <w:rtl/>
+        </w:rPr>
+        <w:t xml:space="preserve">תביעת הגירושין כנה:</w:t>
+      </w:r>
+      <w:r>
+        <w:rPr>
+          <w:rFonts w:ascii="David" w:cs="David" w:eastAsia="David" w:hAnsi="David"/>
+          <w:sz w:val="24"/>
+          <w:szCs w:val="24"/>
+          <w:rtl/>
+        </w:rPr>
+        <w:t xml:space="preserve"> התובעת מבקשת את הגט ברצינות ובתום לב. הצדדים חיים בנפרד כשבע שנים, התובעת עזבה את הבית בשל אלימות הנתבע ואינה מבקשת לחזור אליו, והנתבע עצמו ביקש להרחיקה ממנו. אין מדובר בתביעה שנועדה לתפוס סמכות, אלא בבקשה אמיתית לסיים נישואין שהסתיימו הלכה למעשה.</w:t>
+      </w:r>
+    </w:p>
+    <w:p>
+      <w:pPr>
+        <w:pStyle w:val="ListParagraph"/>
+        <w:numPr>
+          <w:ilvl w:val="0"/>
+          <w:numId w:val="2"/>
+        </w:numPr>
+        <w:bidi/>
+        <w:spacing w:after="60" w:line="340" w:lineRule="auto"/>
+        <w:jc w:val="both"/>
+      </w:pPr>
+      <w:r>
+        <w:rPr>
+          <w:rFonts w:ascii="David" w:cs="David" w:eastAsia="David" w:hAnsi="David"/>
+          <w:sz w:val="24"/>
+          <w:szCs w:val="24"/>
+          <w:rtl/>
+        </w:rPr>
+        <w:t xml:space="preserve">יתר העניינים, לרבות דמי שימוש ראויים בדירה, כתובה ואיזון משאבים, אינם נכרכים בתביעה זו, והתובעת שומרת על מלוא זכויותיה בהם.</w:t>
+      </w:r>
+    </w:p>
+    <w:p>
+      <w:pPr>
+        <w:keepNext/>
+        <w:bidi/>
+        <w:spacing w:after="120" w:before="240" w:line="340" w:lineRule="auto"/>
+        <w:jc w:val="start"/>
+      </w:pPr>
+      <w:r>
+        <w:rPr>
+          <w:rFonts w:ascii="David" w:cs="David" w:eastAsia="David" w:hAnsi="David"/>
+          <w:b/>
+          <w:bCs/>
+          <w:sz w:val="24"/>
+          <w:szCs w:val="24"/>
+          <w:u w:val="single"/>
+          <w:rtl/>
+        </w:rPr>
+        <w:t xml:space="preserve">ד. פירוק השיתוף בדירה</w:t>
+      </w:r>
+    </w:p>
+    <w:p>
+      <w:pPr>
+        <w:pStyle w:val="ListParagraph"/>
+        <w:numPr>
+          <w:ilvl w:val="0"/>
+          <w:numId w:val="2"/>
+        </w:numPr>
+        <w:bidi/>
+        <w:spacing w:after="60" w:line="340" w:lineRule="auto"/>
+        <w:jc w:val="both"/>
+      </w:pPr>
+      <w:r>
+        <w:rPr>
+          <w:rFonts w:ascii="David" w:cs="David" w:eastAsia="David" w:hAnsi="David"/>
+          <w:sz w:val="24"/>
+          <w:szCs w:val="24"/>
+          <w:rtl/>
+        </w:rPr>
+        <w:t xml:space="preserve">כל שותף זכאי בכל עת לדרוש את פירוק השיתוף (סעיף 37 לחוק המקרקעין, התשכ"ט-1969), ובית הדין יכריע בכך לפי הדין האזרחי (בג"ץ 1000/92 </w:t>
+      </w:r>
+      <w:r>
+        <w:rPr>
+          <w:rFonts w:ascii="David" w:cs="David" w:eastAsia="David" w:hAnsi="David"/>
+          <w:b/>
+          <w:bCs/>
+          <w:sz w:val="24"/>
+          <w:szCs w:val="24"/>
+          <w:rtl/>
+        </w:rPr>
+        <w:t xml:space="preserve">בבלי נ' בית הדין הרבני הגדול</w:t>
+      </w:r>
+      <w:r>
+        <w:rPr>
+          <w:rFonts w:ascii="David" w:cs="David" w:eastAsia="David" w:hAnsi="David"/>
+          <w:sz w:val="24"/>
+          <w:szCs w:val="24"/>
+          <w:rtl/>
+        </w:rPr>
+        <w:t xml:space="preserve">, פ"ד מח(2) 221).</w:t>
+      </w:r>
+    </w:p>
+    <w:p>
+      <w:pPr>
+        <w:pStyle w:val="ListParagraph"/>
+        <w:numPr>
+          <w:ilvl w:val="0"/>
+          <w:numId w:val="2"/>
+        </w:numPr>
+        <w:bidi/>
+        <w:spacing w:after="60" w:line="340" w:lineRule="auto"/>
+        <w:jc w:val="both"/>
+      </w:pPr>
+      <w:r>
+        <w:rPr>
+          <w:rFonts w:ascii="David" w:cs="David" w:eastAsia="David" w:hAnsi="David"/>
+          <w:sz w:val="24"/>
+          <w:szCs w:val="24"/>
+          <w:rtl/>
+        </w:rPr>
+        <w:t xml:space="preserve">הדירה היא דירת מגורים אחת שאינה ניתנת לחלוקה בעין, ולכן יש למכרה ולחלק את התמורה בין הצדדים בחלקים שווים (סעיף 40 לחוק המקרקעין).</w:t>
+      </w:r>
+    </w:p>
+    <w:p>
+      <w:pPr>
+        <w:pStyle w:val="ListParagraph"/>
+        <w:numPr>
+          <w:ilvl w:val="0"/>
+          <w:numId w:val="2"/>
+        </w:numPr>
+        <w:bidi/>
+        <w:spacing w:after="60" w:line="340" w:lineRule="auto"/>
+        <w:jc w:val="both"/>
+      </w:pPr>
+      <w:r>
+        <w:rPr>
+          <w:rFonts w:ascii="David" w:cs="David" w:eastAsia="David" w:hAnsi="David"/>
+          <w:sz w:val="24"/>
+          <w:szCs w:val="24"/>
+          <w:rtl/>
+        </w:rPr>
+        <w:t xml:space="preserve">אין כל הצדקה לעכב את הפירוק: כל הילדים בגירים, הנתבע מתגורר בדירה לבדו, והתובעת נותרה כשבע שנים ללא בית משלה.</w:t>
+      </w:r>
+    </w:p>
+    <w:p>
+      <w:pPr>
+        <w:pStyle w:val="ListParagraph"/>
+        <w:numPr>
+          <w:ilvl w:val="0"/>
+          <w:numId w:val="2"/>
+        </w:numPr>
+        <w:bidi/>
+        <w:spacing w:after="60" w:line="340" w:lineRule="auto"/>
+        <w:jc w:val="both"/>
+      </w:pPr>
+      <w:r>
+        <w:rPr>
+          <w:rFonts w:ascii="David" w:cs="David" w:eastAsia="David" w:hAnsi="David"/>
+          <w:sz w:val="24"/>
+          <w:szCs w:val="24"/>
+          <w:rtl/>
+        </w:rPr>
+        <w:t xml:space="preserve">התובעת לא תתנגד לרכישת חלקו של צד אחד בידי רעהו לפי שווי שיקבע שמאי, בתוך 60 ימים; ובהיעדר רכישה, תימכר הדירה באמצעות כונסי נכסים.</w:t>
+      </w:r>
+    </w:p>
+    <w:p>
+      <w:pPr>
+        <w:keepNext/>
+        <w:bidi/>
+        <w:spacing w:after="120" w:before="240" w:line="340" w:lineRule="auto"/>
+        <w:jc w:val="start"/>
+      </w:pPr>
+      <w:r>
+        <w:rPr>
+          <w:rFonts w:ascii="David" w:cs="David" w:eastAsia="David" w:hAnsi="David"/>
+          <w:b/>
+          <w:bCs/>
+          <w:sz w:val="24"/>
+          <w:szCs w:val="24"/>
+          <w:u w:val="single"/>
+          <w:rtl/>
+        </w:rPr>
+        <w:t xml:space="preserve">ה. סמכות והליך מקדים</w:t>
+      </w:r>
+    </w:p>
+    <w:p>
+      <w:pPr>
+        <w:pStyle w:val="ListParagraph"/>
+        <w:numPr>
+          <w:ilvl w:val="0"/>
+          <w:numId w:val="2"/>
+        </w:numPr>
+        <w:bidi/>
+        <w:spacing w:after="60" w:line="340" w:lineRule="auto"/>
+        <w:jc w:val="both"/>
+      </w:pPr>
+      <w:r>
+        <w:rPr>
+          <w:rFonts w:ascii="David" w:cs="David" w:eastAsia="David" w:hAnsi="David"/>
+          <w:sz w:val="24"/>
+          <w:szCs w:val="24"/>
+          <w:rtl/>
+        </w:rPr>
+        <w:t xml:space="preserve">לבית הדין הנכבד הסמכות העניינית לפי סעיפים 1 ו-3 לחוק שיפוט בתי דין רבניים, והסמכות המקומית, שכן הנתבע מתגורר בנתניה והדירה, מקום המגורים המשותף האחרון, מצויה בנתניה.</w:t>
+      </w:r>
+    </w:p>
+    <w:p>
+      <w:pPr>
+        <w:pStyle w:val="ListParagraph"/>
+        <w:numPr>
+          <w:ilvl w:val="0"/>
+          <w:numId w:val="2"/>
+        </w:numPr>
+        <w:bidi/>
+        <w:spacing w:after="60" w:line="340" w:lineRule="auto"/>
+        <w:jc w:val="both"/>
+      </w:pPr>
+      <w:r>
+        <w:rPr>
+          <w:rFonts w:ascii="David" w:cs="David" w:eastAsia="David" w:hAnsi="David"/>
+          <w:sz w:val="24"/>
+          <w:szCs w:val="24"/>
+          <w:rtl/>
+        </w:rPr>
+        <w:t xml:space="preserve">התביעה מוגשת לאחר הגשת בקשה ליישוב סכסוך (תיק </w:t>
       </w:r>
       <w:r>
         <w:rPr>
@@ -856,26 +1330,6 @@
           <w:highlightCs w:val="yellow"/>
           <w:rtl/>
         </w:rPr>
-        <w:t xml:space="preserve">[לפרט בקצרה: סוג האלימות ואירועים בולטים]</w:t>
-      </w:r>
-      <w:r>
-        <w:rPr>
-          <w:rFonts w:ascii="David" w:cs="David" w:eastAsia="David" w:hAnsi="David"/>
-          <w:sz w:val="24"/>
-          <w:szCs w:val="24"/>
-          <w:rtl/>
-        </w:rPr>
-        <w:t xml:space="preserve">. התובעת דיווחה על האלימות לעובדת הסוציאלית במחלקה לשירותים חברתיים ב</w:t>
-      </w:r>
-      <w:r>
-        <w:rPr>
-          <w:rFonts w:ascii="David" w:cs="David" w:eastAsia="David" w:hAnsi="David"/>
-          <w:sz w:val="24"/>
-          <w:szCs w:val="24"/>
-          <w:highlight w:val="yellow"/>
-          <w:highlightCs w:val="yellow"/>
-          <w:rtl/>
-        </w:rPr>
         <w:t xml:space="preserve">[_________]</w:t>
       </w:r>
       <w:r>
@@ -885,150 +1339,7 @@
           <w:szCs w:val="24"/>
           <w:rtl/>
         </w:rPr>
-        <w:t xml:space="preserve">.</w:t>
-      </w:r>
-    </w:p>
-    <w:p>
-      <w:pPr>
-        <w:pStyle w:val="ListParagraph"/>
-        <w:numPr>
-          <w:ilvl w:val="0"/>
-          <w:numId w:val="2"/>
-        </w:numPr>
-        <w:bidi/>
-        <w:spacing w:after="60" w:line="340" w:lineRule="auto"/>
-        <w:jc w:val="both"/>
-      </w:pPr>
-      <w:r>
-        <w:rPr>
-          <w:rFonts w:ascii="David" w:cs="David" w:eastAsia="David" w:hAnsi="David"/>
-          <w:sz w:val="24"/>
-          <w:szCs w:val="24"/>
-          <w:rtl/>
-        </w:rPr>
-        <w:t xml:space="preserve">לפני כשבע שנים, ב</w:t>
-      </w:r>
-      <w:r>
-        <w:rPr>
-          <w:rFonts w:ascii="David" w:cs="David" w:eastAsia="David" w:hAnsi="David"/>
-          <w:sz w:val="24"/>
-          <w:szCs w:val="24"/>
-          <w:highlight w:val="yellow"/>
-          <w:highlightCs w:val="yellow"/>
-          <w:rtl/>
-        </w:rPr>
-        <w:t xml:space="preserve">[חודש ושנה]</w:t>
-      </w:r>
-      <w:r>
-        <w:rPr>
-          <w:rFonts w:ascii="David" w:cs="David" w:eastAsia="David" w:hAnsi="David"/>
-          <w:sz w:val="24"/>
-          <w:szCs w:val="24"/>
-          <w:rtl/>
-        </w:rPr>
-        <w:t xml:space="preserve">, נאלצה התובעת לעזוב את הדירה בשל אלימות הנתבע, ומאז היא מתגוררת בבית אמה בנתניה. העזיבה נכפתה עליה, ואין בה כל ויתור על זכויותיה בדירה.</w:t>
-      </w:r>
-    </w:p>
-    <w:p>
-      <w:pPr>
-        <w:pStyle w:val="ListParagraph"/>
-        <w:numPr>
-          <w:ilvl w:val="0"/>
-          <w:numId w:val="2"/>
-        </w:numPr>
-        <w:bidi/>
-        <w:spacing w:after="60" w:line="340" w:lineRule="auto"/>
-        <w:jc w:val="both"/>
-      </w:pPr>
-      <w:r>
-        <w:rPr>
-          <w:rFonts w:ascii="David" w:cs="David" w:eastAsia="David" w:hAnsi="David"/>
-          <w:sz w:val="24"/>
-          <w:szCs w:val="24"/>
-          <w:rtl/>
-        </w:rPr>
-        <w:t xml:space="preserve">מאז מחזיק הנתבע בדירה לבדו. הוא הרחיק ממנה גם את ילדי הצדדים, ומתגורר בה לבדו מבלי ששילם לתובעת דבר עבור השימוש בחלקה.</w:t>
-      </w:r>
-    </w:p>
-    <w:p>
-      <w:pPr>
-        <w:pStyle w:val="ListParagraph"/>
-        <w:numPr>
-          <w:ilvl w:val="0"/>
-          <w:numId w:val="2"/>
-        </w:numPr>
-        <w:bidi/>
-        <w:spacing w:after="60" w:line="340" w:lineRule="auto"/>
-        <w:jc w:val="both"/>
-      </w:pPr>
-      <w:r>
-        <w:rPr>
-          <w:rFonts w:ascii="David" w:cs="David" w:eastAsia="David" w:hAnsi="David"/>
-          <w:sz w:val="24"/>
-          <w:szCs w:val="24"/>
-          <w:rtl/>
-        </w:rPr>
-        <w:t xml:space="preserve">בשנת 2025 הגיש הנתבע לבית המשפט </w:t>
-      </w:r>
-      <w:r>
-        <w:rPr>
-          <w:rFonts w:ascii="David" w:cs="David" w:eastAsia="David" w:hAnsi="David"/>
-          <w:sz w:val="24"/>
-          <w:szCs w:val="24"/>
-          <w:highlight w:val="yellow"/>
-          <w:highlightCs w:val="yellow"/>
-          <w:rtl/>
-        </w:rPr>
-        <w:t xml:space="preserve">[_________]</w:t>
-      </w:r>
-      <w:r>
-        <w:rPr>
-          <w:rFonts w:ascii="David" w:cs="David" w:eastAsia="David" w:hAnsi="David"/>
-          <w:sz w:val="24"/>
-          <w:szCs w:val="24"/>
-          <w:rtl/>
-        </w:rPr>
-        <w:t xml:space="preserve"> בקשה לצו הרחקה נגד התובעת (ה"ט </w:t>
-      </w:r>
-      <w:r>
-        <w:rPr>
-          <w:rFonts w:ascii="David" w:cs="David" w:eastAsia="David" w:hAnsi="David"/>
-          <w:sz w:val="24"/>
-          <w:szCs w:val="24"/>
-          <w:highlight w:val="yellow"/>
-          <w:highlightCs w:val="yellow"/>
-          <w:rtl/>
-        </w:rPr>
-        <w:t xml:space="preserve">[_________]</w:t>
-      </w:r>
-      <w:r>
-        <w:rPr>
-          <w:rFonts w:ascii="David" w:cs="David" w:eastAsia="David" w:hAnsi="David"/>
-          <w:sz w:val="24"/>
-          <w:szCs w:val="24"/>
-          <w:rtl/>
-        </w:rPr>
-        <w:t xml:space="preserve">). במועד הדיון התקשר הנתבע והודיע כי אינו מעוניין להגיע, בטענה שאחיו חולה </w:t>
-      </w:r>
-      <w:r>
-        <w:rPr>
-          <w:rFonts w:ascii="David" w:cs="David" w:eastAsia="David" w:hAnsi="David"/>
-          <w:sz w:val="24"/>
-          <w:szCs w:val="24"/>
-          <w:highlight w:val="yellow"/>
-          <w:highlightCs w:val="yellow"/>
-          <w:rtl/>
-        </w:rPr>
-        <w:t xml:space="preserve">[, והבקשה נמחקה]</w:t>
-      </w:r>
-      <w:r>
-        <w:rPr>
-          <w:rFonts w:ascii="David" w:cs="David" w:eastAsia="David" w:hAnsi="David"/>
-          <w:sz w:val="24"/>
-          <w:szCs w:val="24"/>
-          <w:rtl/>
-        </w:rPr>
-        <w:t xml:space="preserve">. </w:t>
+        <w:t xml:space="preserve">) ותום תקופת עיכוב ההליכים. </w:t>
       </w:r>
       <w:r>
         <w:rPr>
@@ -1039,16 +1350,16 @@
           <w:szCs w:val="24"/>
           <w:rtl/>
         </w:rPr>
-        <w:t xml:space="preserve">נספח 3</w:t>
-      </w:r>
-      <w:r>
-        <w:rPr>
-          <w:rFonts w:ascii="David" w:cs="David" w:eastAsia="David" w:hAnsi="David"/>
-          <w:sz w:val="24"/>
-          <w:szCs w:val="24"/>
-          <w:rtl/>
-        </w:rPr>
-        <w:t xml:space="preserve">. מי שחושש באמת לשלומו אינו נוטש את בקשתו ביום הדיון; הבקשה נועדה להבטיח שהתובעת לא תשוב לדירה.</w:t>
+        <w:t xml:space="preserve">נספח 4</w:t>
+      </w:r>
+      <w:r>
+        <w:rPr>
+          <w:rFonts w:ascii="David" w:cs="David" w:eastAsia="David" w:hAnsi="David"/>
+          <w:sz w:val="24"/>
+          <w:szCs w:val="24"/>
+          <w:rtl/>
+        </w:rPr>
+        <w:t xml:space="preserve">.</w:t>
       </w:r>
     </w:p>
     <w:p>
@@ -1068,7 +1379,7 @@
           <w:u w:val="single"/>
           <w:rtl/>
         </w:rPr>
-        <w:t xml:space="preserve">ב. עילות הגירושין</w:t>
+        <w:t xml:space="preserve">ו. הסעדים המבוקשים</w:t>
       </w:r>
     </w:p>
     <w:p>
@@ -1089,436 +1400,6 @@
           <w:szCs w:val="24"/>
           <w:rtl/>
         </w:rPr>
-        <w:t xml:space="preserve">הצדדים חיים בנפרד כשבע שנים, ללא חיי אישות וללא כל סיכוי לשלום בית.</w:t>
-      </w:r>
-    </w:p>
-    <w:p>
-      <w:pPr>
-        <w:pStyle w:val="ListParagraph"/>
-        <w:numPr>
-          <w:ilvl w:val="0"/>
-          <w:numId w:val="2"/>
-        </w:numPr>
-        <w:bidi/>
-        <w:spacing w:after="60" w:line="340" w:lineRule="auto"/>
-        <w:jc w:val="both"/>
-      </w:pPr>
-      <w:r>
-        <w:rPr>
-          <w:rFonts w:ascii="David" w:cs="David" w:eastAsia="David" w:hAnsi="David"/>
-          <w:sz w:val="24"/>
-          <w:szCs w:val="24"/>
-          <w:rtl/>
-        </w:rPr>
-        <w:t xml:space="preserve">בעל המכה את אשתו כופין אותו להוציא (רמ"א, אבן העזר, סימן קנד, סעיף ג). התובעת מואסת בנתבע מחמת אלימותו, ומאיסתה נשענת על עילה מבוררת.</w:t>
-      </w:r>
-    </w:p>
-    <w:p>
-      <w:pPr>
-        <w:pStyle w:val="ListParagraph"/>
-        <w:numPr>
-          <w:ilvl w:val="0"/>
-          <w:numId w:val="2"/>
-        </w:numPr>
-        <w:bidi/>
-        <w:spacing w:after="60" w:line="340" w:lineRule="auto"/>
-        <w:jc w:val="both"/>
-      </w:pPr>
-      <w:r>
-        <w:rPr>
-          <w:rFonts w:ascii="David" w:cs="David" w:eastAsia="David" w:hAnsi="David"/>
-          <w:sz w:val="24"/>
-          <w:szCs w:val="24"/>
-          <w:rtl/>
-        </w:rPr>
-        <w:t xml:space="preserve">הנתבע עצמו ביקש בשנת 2025 להרחיק ממנו את התובעת, ואין לו כל טענה כנה לשלום בית.</w:t>
-      </w:r>
-    </w:p>
-    <w:p>
-      <w:pPr>
-        <w:keepNext/>
-        <w:bidi/>
-        <w:spacing w:after="120" w:before="240" w:line="340" w:lineRule="auto"/>
-        <w:jc w:val="start"/>
-      </w:pPr>
-      <w:r>
-        <w:rPr>
-          <w:rFonts w:ascii="David" w:cs="David" w:eastAsia="David" w:hAnsi="David"/>
-          <w:b/>
-          <w:bCs/>
-          <w:sz w:val="24"/>
-          <w:szCs w:val="24"/>
-          <w:u w:val="single"/>
-          <w:rtl/>
-        </w:rPr>
-        <w:t xml:space="preserve">ג. כריכה, סמכות והליך מקדים</w:t>
-      </w:r>
-    </w:p>
-    <w:p>
-      <w:pPr>
-        <w:pStyle w:val="ListParagraph"/>
-        <w:numPr>
-          <w:ilvl w:val="0"/>
-          <w:numId w:val="2"/>
-        </w:numPr>
-        <w:bidi/>
-        <w:spacing w:after="60" w:line="340" w:lineRule="auto"/>
-        <w:jc w:val="both"/>
-      </w:pPr>
-      <w:r>
-        <w:rPr>
-          <w:rFonts w:ascii="David" w:cs="David" w:eastAsia="David" w:hAnsi="David"/>
-          <w:sz w:val="24"/>
-          <w:szCs w:val="24"/>
-          <w:rtl/>
-        </w:rPr>
-        <w:t xml:space="preserve">התובעת כורכת בתביעת הגירושין, בכנות וכדין, את פירוק השיתוף בדירה ואת דמי השימוש הראויים, לפי סעיף 3 לחוק שיפוט בתי דין רבניים (נישואין וגירושין), התשי"ג-1953. יתר העניינים, לרבות כתובה ואיזון משאבים, אינם נכרכים, והתובעת שומרת על זכויותיה בהם.</w:t>
-      </w:r>
-    </w:p>
-    <w:p>
-      <w:pPr>
-        <w:pStyle w:val="ListParagraph"/>
-        <w:numPr>
-          <w:ilvl w:val="0"/>
-          <w:numId w:val="2"/>
-        </w:numPr>
-        <w:bidi/>
-        <w:spacing w:after="60" w:line="340" w:lineRule="auto"/>
-        <w:jc w:val="both"/>
-      </w:pPr>
-      <w:r>
-        <w:rPr>
-          <w:rFonts w:ascii="David" w:cs="David" w:eastAsia="David" w:hAnsi="David"/>
-          <w:sz w:val="24"/>
-          <w:szCs w:val="24"/>
-          <w:rtl/>
-        </w:rPr>
-        <w:t xml:space="preserve">לבית הדין הנכבד הסמכות המקומית, שכן </w:t>
-      </w:r>
-      <w:r>
-        <w:rPr>
-          <w:rFonts w:ascii="David" w:cs="David" w:eastAsia="David" w:hAnsi="David"/>
-          <w:sz w:val="24"/>
-          <w:szCs w:val="24"/>
-          <w:highlight w:val="yellow"/>
-          <w:highlightCs w:val="yellow"/>
-          <w:rtl/>
-        </w:rPr>
-        <w:t xml:space="preserve">[מקום מגורי הנתבע / מקום המגורים המשותף האחרון]</w:t>
-      </w:r>
-      <w:r>
-        <w:rPr>
-          <w:rFonts w:ascii="David" w:cs="David" w:eastAsia="David" w:hAnsi="David"/>
-          <w:sz w:val="24"/>
-          <w:szCs w:val="24"/>
-          <w:rtl/>
-        </w:rPr>
-        <w:t xml:space="preserve"> בתחום שיפוטו. התביעה מוגשת לאחר הגשת בקשה ליישוב סכסוך (תיק </w:t>
-      </w:r>
-      <w:r>
-        <w:rPr>
-          <w:rFonts w:ascii="David" w:cs="David" w:eastAsia="David" w:hAnsi="David"/>
-          <w:sz w:val="24"/>
-          <w:szCs w:val="24"/>
-          <w:highlight w:val="yellow"/>
-          <w:highlightCs w:val="yellow"/>
-          <w:rtl/>
-        </w:rPr>
-        <w:t xml:space="preserve">[_________]</w:t>
-      </w:r>
-      <w:r>
-        <w:rPr>
-          <w:rFonts w:ascii="David" w:cs="David" w:eastAsia="David" w:hAnsi="David"/>
-          <w:sz w:val="24"/>
-          <w:szCs w:val="24"/>
-          <w:rtl/>
-        </w:rPr>
-        <w:t xml:space="preserve">) ותום תקופת עיכוב ההליכים. </w:t>
-      </w:r>
-      <w:r>
-        <w:rPr>
-          <w:rFonts w:ascii="David" w:cs="David" w:eastAsia="David" w:hAnsi="David"/>
-          <w:b/>
-          <w:bCs/>
-          <w:sz w:val="24"/>
-          <w:szCs w:val="24"/>
-          <w:rtl/>
-        </w:rPr>
-        <w:t xml:space="preserve">נספח 4</w:t>
-      </w:r>
-      <w:r>
-        <w:rPr>
-          <w:rFonts w:ascii="David" w:cs="David" w:eastAsia="David" w:hAnsi="David"/>
-          <w:sz w:val="24"/>
-          <w:szCs w:val="24"/>
-          <w:rtl/>
-        </w:rPr>
-        <w:t xml:space="preserve">.</w:t>
-      </w:r>
-    </w:p>
-    <w:p>
-      <w:pPr>
-        <w:keepNext/>
-        <w:bidi/>
-        <w:spacing w:after="120" w:before="240" w:line="340" w:lineRule="auto"/>
-        <w:jc w:val="start"/>
-      </w:pPr>
-      <w:r>
-        <w:rPr>
-          <w:rFonts w:ascii="David" w:cs="David" w:eastAsia="David" w:hAnsi="David"/>
-          <w:b/>
-          <w:bCs/>
-          <w:sz w:val="24"/>
-          <w:szCs w:val="24"/>
-          <w:u w:val="single"/>
-          <w:rtl/>
-        </w:rPr>
-        <w:t xml:space="preserve">ד. פירוק השיתוף בדירה</w:t>
-      </w:r>
-    </w:p>
-    <w:p>
-      <w:pPr>
-        <w:pStyle w:val="ListParagraph"/>
-        <w:numPr>
-          <w:ilvl w:val="0"/>
-          <w:numId w:val="2"/>
-        </w:numPr>
-        <w:bidi/>
-        <w:spacing w:after="60" w:line="340" w:lineRule="auto"/>
-        <w:jc w:val="both"/>
-      </w:pPr>
-      <w:r>
-        <w:rPr>
-          <w:rFonts w:ascii="David" w:cs="David" w:eastAsia="David" w:hAnsi="David"/>
-          <w:sz w:val="24"/>
-          <w:szCs w:val="24"/>
-          <w:rtl/>
-        </w:rPr>
-        <w:t xml:space="preserve">כל שותף זכאי בכל עת לדרוש את פירוק השיתוף (סעיף 37 לחוק המקרקעין, התשכ"ט-1969), ובית הדין יכריע בכך לפי הדין האזרחי (בג"ץ 1000/92 </w:t>
-      </w:r>
-      <w:r>
-        <w:rPr>
-          <w:rFonts w:ascii="David" w:cs="David" w:eastAsia="David" w:hAnsi="David"/>
-          <w:b/>
-          <w:bCs/>
-          <w:sz w:val="24"/>
-          <w:szCs w:val="24"/>
-          <w:rtl/>
-        </w:rPr>
-        <w:t xml:space="preserve">בבלי נ' בית הדין הרבני הגדול</w:t>
-      </w:r>
-      <w:r>
-        <w:rPr>
-          <w:rFonts w:ascii="David" w:cs="David" w:eastAsia="David" w:hAnsi="David"/>
-          <w:sz w:val="24"/>
-          <w:szCs w:val="24"/>
-          <w:rtl/>
-        </w:rPr>
-        <w:t xml:space="preserve">, פ"ד מח(2) 221). הדירה אינה ניתנת לחלוקה בעין, ולכן יש למכרה ולחלק את התמורה בין הצדדים בחלקים שווים (סעיף 40 לחוק).</w:t>
-      </w:r>
-    </w:p>
-    <w:p>
-      <w:pPr>
-        <w:pStyle w:val="ListParagraph"/>
-        <w:numPr>
-          <w:ilvl w:val="0"/>
-          <w:numId w:val="2"/>
-        </w:numPr>
-        <w:bidi/>
-        <w:spacing w:after="60" w:line="340" w:lineRule="auto"/>
-        <w:jc w:val="both"/>
-      </w:pPr>
-      <w:r>
-        <w:rPr>
-          <w:rFonts w:ascii="David" w:cs="David" w:eastAsia="David" w:hAnsi="David"/>
-          <w:sz w:val="24"/>
-          <w:szCs w:val="24"/>
-          <w:rtl/>
-        </w:rPr>
-        <w:t xml:space="preserve">אין כל הצדקה לעכב את הפירוק: הילדים בגירים והנתבע מתגורר בדירה לבדו. התובעת לא תתנגד לרכישת חלקו של צד אחד בידי רעהו לפי שווי שיקבע שמאי, בתוך 60 ימים; ובהיעדר רכישה, תימכר הדירה באמצעות כונסי נכסים.</w:t>
-      </w:r>
-    </w:p>
-    <w:p>
-      <w:pPr>
-        <w:keepNext/>
-        <w:bidi/>
-        <w:spacing w:after="120" w:before="240" w:line="340" w:lineRule="auto"/>
-        <w:jc w:val="start"/>
-      </w:pPr>
-      <w:r>
-        <w:rPr>
-          <w:rFonts w:ascii="David" w:cs="David" w:eastAsia="David" w:hAnsi="David"/>
-          <w:b/>
-          <w:bCs/>
-          <w:sz w:val="24"/>
-          <w:szCs w:val="24"/>
-          <w:u w:val="single"/>
-          <w:rtl/>
-        </w:rPr>
-        <w:t xml:space="preserve">ה. דמי שימוש ראויים</w:t>
-      </w:r>
-    </w:p>
-    <w:p>
-      <w:pPr>
-        <w:pStyle w:val="ListParagraph"/>
-        <w:numPr>
-          <w:ilvl w:val="0"/>
-          <w:numId w:val="2"/>
-        </w:numPr>
-        <w:bidi/>
-        <w:spacing w:after="60" w:line="340" w:lineRule="auto"/>
-        <w:jc w:val="both"/>
-      </w:pPr>
-      <w:r>
-        <w:rPr>
-          <w:rFonts w:ascii="David" w:cs="David" w:eastAsia="David" w:hAnsi="David"/>
-          <w:sz w:val="24"/>
-          <w:szCs w:val="24"/>
-          <w:rtl/>
-        </w:rPr>
-        <w:t xml:space="preserve">שותף המשתמש במקרקעין המשותפים חייב לשאר השותפים שכר ראוי בעד שימושו (סעיף 33 לחוק המקרקעין). הנתבע משתמש בדירה כולה כשבע שנים ללא תשלום.</w:t>
-      </w:r>
-    </w:p>
-    <w:p>
-      <w:pPr>
-        <w:pStyle w:val="ListParagraph"/>
-        <w:numPr>
-          <w:ilvl w:val="0"/>
-          <w:numId w:val="2"/>
-        </w:numPr>
-        <w:bidi/>
-        <w:spacing w:after="60" w:line="340" w:lineRule="auto"/>
-        <w:jc w:val="both"/>
-      </w:pPr>
-      <w:r>
-        <w:rPr>
-          <w:rFonts w:ascii="David" w:cs="David" w:eastAsia="David" w:hAnsi="David"/>
-          <w:sz w:val="24"/>
-          <w:szCs w:val="24"/>
-          <w:rtl/>
-        </w:rPr>
-        <w:t xml:space="preserve">התובעת לא ויתרה על השימוש מרצונה, אלא הודרה מהדירה בשל אלימות הנתבע. לפי סעיף 14 לחוק ההתיישנות, התשי"ח-1958, תקופת הנישואין אינה באה במניין ההתיישנות.</w:t>
-      </w:r>
-    </w:p>
-    <w:p>
-      <w:pPr>
-        <w:pStyle w:val="ListParagraph"/>
-        <w:numPr>
-          <w:ilvl w:val="0"/>
-          <w:numId w:val="2"/>
-        </w:numPr>
-        <w:bidi/>
-        <w:spacing w:after="60" w:line="340" w:lineRule="auto"/>
-        <w:jc w:val="both"/>
-      </w:pPr>
-      <w:r>
-        <w:rPr>
-          <w:rFonts w:ascii="David" w:cs="David" w:eastAsia="David" w:hAnsi="David"/>
-          <w:sz w:val="24"/>
-          <w:szCs w:val="24"/>
-          <w:rtl/>
-        </w:rPr>
-        <w:t xml:space="preserve">חלקה של התובעת בדמי השכירות הראויים מוערך בכ-</w:t>
-      </w:r>
-      <w:r>
-        <w:rPr>
-          <w:rFonts w:ascii="David" w:cs="David" w:eastAsia="David" w:hAnsi="David"/>
-          <w:sz w:val="24"/>
-          <w:szCs w:val="24"/>
-          <w:highlight w:val="yellow"/>
-          <w:highlightCs w:val="yellow"/>
-          <w:rtl/>
-        </w:rPr>
-        <w:t xml:space="preserve">[_______]</w:t>
-      </w:r>
-      <w:r>
-        <w:rPr>
-          <w:rFonts w:ascii="David" w:cs="David" w:eastAsia="David" w:hAnsi="David"/>
-          <w:sz w:val="24"/>
-          <w:szCs w:val="24"/>
-          <w:rtl/>
-        </w:rPr>
-        <w:t xml:space="preserve"> ש"ח לחודש, ובגין </w:t>
-      </w:r>
-      <w:r>
-        <w:rPr>
-          <w:rFonts w:ascii="David" w:cs="David" w:eastAsia="David" w:hAnsi="David"/>
-          <w:sz w:val="24"/>
-          <w:szCs w:val="24"/>
-          <w:highlight w:val="yellow"/>
-          <w:highlightCs w:val="yellow"/>
-          <w:rtl/>
-        </w:rPr>
-        <w:t xml:space="preserve">[___]</w:t>
-      </w:r>
-      <w:r>
-        <w:rPr>
-          <w:rFonts w:ascii="David" w:cs="David" w:eastAsia="David" w:hAnsi="David"/>
-          <w:sz w:val="24"/>
-          <w:szCs w:val="24"/>
-          <w:rtl/>
-        </w:rPr>
-        <w:t xml:space="preserve"> חודשים בסך של כ-</w:t>
-      </w:r>
-      <w:r>
-        <w:rPr>
-          <w:rFonts w:ascii="David" w:cs="David" w:eastAsia="David" w:hAnsi="David"/>
-          <w:sz w:val="24"/>
-          <w:szCs w:val="24"/>
-          <w:highlight w:val="yellow"/>
-          <w:highlightCs w:val="yellow"/>
-          <w:rtl/>
-        </w:rPr>
-        <w:t xml:space="preserve">[_______]</w:t>
-      </w:r>
-      <w:r>
-        <w:rPr>
-          <w:rFonts w:ascii="David" w:cs="David" w:eastAsia="David" w:hAnsi="David"/>
-          <w:sz w:val="24"/>
-          <w:szCs w:val="24"/>
-          <w:rtl/>
-        </w:rPr>
-        <w:t xml:space="preserve"> ש"ח.</w:t>
-      </w:r>
-    </w:p>
-    <w:p>
-      <w:pPr>
-        <w:keepNext/>
-        <w:bidi/>
-        <w:spacing w:after="120" w:before="240" w:line="340" w:lineRule="auto"/>
-        <w:jc w:val="start"/>
-      </w:pPr>
-      <w:r>
-        <w:rPr>
-          <w:rFonts w:ascii="David" w:cs="David" w:eastAsia="David" w:hAnsi="David"/>
-          <w:b/>
-          <w:bCs/>
-          <w:sz w:val="24"/>
-          <w:szCs w:val="24"/>
-          <w:u w:val="single"/>
-          <w:rtl/>
-        </w:rPr>
-        <w:t xml:space="preserve">ו. הסעדים המבוקשים</w:t>
-      </w:r>
-    </w:p>
-    <w:p>
-      <w:pPr>
-        <w:pStyle w:val="ListParagraph"/>
-        <w:numPr>
-          <w:ilvl w:val="0"/>
-          <w:numId w:val="2"/>
-        </w:numPr>
-        <w:bidi/>
-        <w:spacing w:after="60" w:line="340" w:lineRule="auto"/>
-        <w:jc w:val="both"/>
-      </w:pPr>
-      <w:r>
-        <w:rPr>
-          <w:rFonts w:ascii="David" w:cs="David" w:eastAsia="David" w:hAnsi="David"/>
-          <w:sz w:val="24"/>
-          <w:szCs w:val="24"/>
-          <w:rtl/>
-        </w:rPr>
         <w:t xml:space="preserve">אשר על כן, מתבקש בית הדין הנכבד:</w:t>
       </w:r>
     </w:p>
@@ -1561,7 +1442,7 @@
           <w:szCs w:val="24"/>
           <w:rtl/>
         </w:rPr>
-        <w:t xml:space="preserve">להורות על פירוק השיתוף בדירה במכירתה, ולמנות את באי כוח הצדדים ככונסי נכסים בסמכויות מלאות, לרבות פינוי הדירה ומסירתה לרוכש.</w:t>
+        <w:t xml:space="preserve">להורות על פירוק השיתוף בדירה ברח' נחום 25, דירה 17, נתניה, הידועה כגוש 1533 חלקה 12 תת חלקה 4, בדרך של מכירתה וחלוקת התמורה בין הצדדים בחלקים שווים, תוך מתן אפשרות לכל צד לרכוש את חלקו של רעהו לפי שווי שיקבע שמאי.</w:t>
       </w:r>
     </w:p>
     <w:p>
@@ -1582,7 +1463,7 @@
           <w:szCs w:val="24"/>
           <w:rtl/>
         </w:rPr>
-        <w:t xml:space="preserve">למנות שמאי מכריע לקביעת שווי הדירה ודמי השכירות הראויים בגינה.</w:t>
+        <w:t xml:space="preserve">למנות את באי כוח הצדדים ככונסי נכסים למכירת הדירה, בסמכויות מלאות, לרבות פינויה ומסירתה לרוכש כשהיא פנויה מכל אדם וחפץ.</w:t>
       </w:r>
     </w:p>
     <w:p>
@@ -1603,7 +1484,7 @@
           <w:szCs w:val="24"/>
           <w:rtl/>
         </w:rPr>
-        <w:t xml:space="preserve">לחייב את הנתבע בדמי שימוש ראויים בשיעור מחצית דמי השכירות הראויים, ממועד עזיבת התובעת ועד פינוי הדירה, ולחלופין ממועד הגשת התביעה, בצירוף הפרשי הצמדה וריבית, ולקזזם מחלקו בתמורת המכירה.</w:t>
+        <w:t xml:space="preserve">למנות שמאי מקרקעין מכריע לקביעת שווי הדירה.</w:t>
       </w:r>
     </w:p>
     <w:p>
